--- a/KTRA30P.docx
+++ b/KTRA30P.docx
@@ -42,6 +42,14 @@
       </w:tblGrid>
       <w:tr>
         <w:tblPrEx>
+          <w:tblBorders>
+            <w:top w:val="single" w:color="auto" w:sz="4" w:space="0"/>
+            <w:left w:val="single" w:color="auto" w:sz="4" w:space="0"/>
+            <w:bottom w:val="single" w:color="auto" w:sz="4" w:space="0"/>
+            <w:right w:val="single" w:color="auto" w:sz="4" w:space="0"/>
+            <w:insideH w:val="single" w:color="auto" w:sz="4" w:space="0"/>
+            <w:insideV w:val="single" w:color="auto" w:sz="4" w:space="0"/>
+          </w:tblBorders>
           <w:tblCellMar>
             <w:left w:w="108" w:type="dxa"/>
             <w:right w:w="108" w:type="dxa"/>
@@ -631,6 +639,95 @@
           <w:lang w:val="vi-VN"/>
         </w:rPr>
       </w:pPr>
+      <w:r>
+        <w:rPr>
+          <w:rFonts w:hint="default"/>
+          <w:lang w:val="vi-VN"/>
+        </w:rPr>
+        <w:t>OrderDetail :</w:t>
+      </w:r>
+    </w:p>
+    <w:p>
+      <w:pPr>
+        <w:ind w:firstLine="720" w:firstLineChars="0"/>
+        <w:rPr>
+          <w:rFonts w:hint="default"/>
+          <w:lang w:val="vi-VN"/>
+        </w:rPr>
+      </w:pPr>
+      <w:r>
+        <w:rPr>
+          <w:rFonts w:hint="default"/>
+          <w:lang w:val="vi-VN"/>
+        </w:rPr>
+        <w:t>Attriobute</w:t>
+      </w:r>
+    </w:p>
+    <w:p>
+      <w:pPr>
+        <w:ind w:left="720" w:leftChars="0" w:firstLine="720" w:firstLineChars="0"/>
+        <w:rPr>
+          <w:rFonts w:hint="default"/>
+          <w:lang w:val="vi-VN"/>
+        </w:rPr>
+      </w:pPr>
+      <w:r>
+        <w:rPr>
+          <w:rFonts w:hint="default"/>
+          <w:lang w:val="vi-VN"/>
+        </w:rPr>
+        <w:t>Product_id</w:t>
+      </w:r>
+    </w:p>
+    <w:p>
+      <w:pPr>
+        <w:ind w:left="720" w:leftChars="0" w:firstLine="720" w:firstLineChars="0"/>
+        <w:rPr>
+          <w:rFonts w:hint="default"/>
+          <w:lang w:val="vi-VN"/>
+        </w:rPr>
+      </w:pPr>
+      <w:r>
+        <w:rPr>
+          <w:rFonts w:hint="default"/>
+          <w:lang w:val="vi-VN"/>
+        </w:rPr>
+        <w:t xml:space="preserve">Order_id </w:t>
+      </w:r>
+    </w:p>
+    <w:p>
+      <w:pPr>
+        <w:ind w:left="720" w:leftChars="0" w:firstLine="720" w:firstLineChars="0"/>
+        <w:rPr>
+          <w:rFonts w:hint="default"/>
+          <w:lang w:val="vi-VN"/>
+        </w:rPr>
+      </w:pPr>
+      <w:r>
+        <w:rPr>
+          <w:rFonts w:hint="default"/>
+          <w:lang w:val="vi-VN"/>
+        </w:rPr>
+        <w:t>Quantity</w:t>
+      </w:r>
+    </w:p>
+    <w:p>
+      <w:pPr>
+        <w:ind w:left="720" w:leftChars="0" w:firstLine="720" w:firstLineChars="0"/>
+        <w:rPr>
+          <w:rFonts w:hint="default"/>
+          <w:lang w:val="vi-VN"/>
+        </w:rPr>
+      </w:pPr>
+    </w:p>
+    <w:p>
+      <w:pPr>
+        <w:ind w:firstLine="720" w:firstLineChars="0"/>
+        <w:rPr>
+          <w:rFonts w:hint="default"/>
+          <w:lang w:val="vi-VN"/>
+        </w:rPr>
+      </w:pPr>
     </w:p>
     <w:p>
       <w:r>
@@ -704,7 +801,16 @@
           <w:rFonts w:hint="default"/>
           <w:lang w:val="vi-VN"/>
         </w:rPr>
-        <w:t xml:space="preserve"> Đang vi phậm chuẩn 2NF vì ta thấy có mỗi khóa chính order_id mà trong bảng có thêm ra 2 tên sản phẩm , dẫn tới sai , </w:t>
+        <w:t xml:space="preserve"> Đang vi phậm chuẩn 3NF vì ta thấy có mỗi khóa chính order_id mà trong bảng có thêm ra 2 tên sản phẩm nó là thực thể không có khóa phụ và cx không phụ thuộc trực tiêps vào order_id </w:t>
+      </w:r>
+      <w:bookmarkStart w:id="0" w:name="_GoBack"/>
+      <w:bookmarkEnd w:id="0"/>
+      <w:r>
+        <w:rPr>
+          <w:rFonts w:hint="default"/>
+          <w:lang w:val="vi-VN"/>
+        </w:rPr>
+        <w:t xml:space="preserve"> , cx không liên quan đến với order </w:t>
       </w:r>
     </w:p>
     <w:p>
@@ -751,8 +857,6 @@
         </w:rPr>
         <w:t xml:space="preserve">Sửa: Hệ thống phải hiển thị hình ảnh rõ nhét , thời gian hiển thị ra 1,5s , phản hôif thông báo khách hàng dưới 2s </w:t>
       </w:r>
-      <w:bookmarkStart w:id="0" w:name="_GoBack"/>
-      <w:bookmarkEnd w:id="0"/>
     </w:p>
     <w:sectPr>
       <w:pgSz w:w="11906" w:h="16838"/>
